--- a/examples/word/tables.docx
+++ b/examples/word/tables.docx
@@ -1,6 +1,6 @@
 
 <file path=word/document.xml><?xml version="1.0" encoding="utf-8"?>
-<w:document xmlns:w="http://schemas.openxmlformats.org/wordprocessingml/2006/main" xmlns:mc="http://schemas.openxmlformats.org/markup-compatibility/2006" xmlns:w14="http://schemas.microsoft.com/office/word/2010/wordml" mc:Ignorable="w14">
+<w:document xmlns:r="http://schemas.openxmlformats.org/officeDocument/2006/relationships" xmlns:m="http://schemas.openxmlformats.org/officeDocument/2006/math" xmlns:v="urn:schemas-microsoft-com:vml" xmlns:o="urn:schemas-microsoft-com:office:office" xmlns:w10="urn:schemas-microsoft-com:office:word" xmlns:wne="http://schemas.microsoft.com/office/word/2006/wordml" xmlns:wp="http://schemas.openxmlformats.org/drawingml/2006/wordprocessingDrawing" xmlns:wp14="http://schemas.microsoft.com/office/word/2010/wordprocessingDrawing" xmlns:a="http://schemas.openxmlformats.org/drawingml/2006/main" xmlns:pic="http://schemas.openxmlformats.org/drawingml/2006/picture" xmlns:wps="http://schemas.microsoft.com/office/word/2010/wordprocessingShape" xmlns:wpg="http://schemas.microsoft.com/office/word/2010/wordprocessingGroup" xmlns:wpi="http://schemas.microsoft.com/office/word/2010/wordprocessingInk" xmlns:wpc="http://schemas.microsoft.com/office/word/2010/wordprocessingCanvas" xmlns:w15="http://schemas.microsoft.com/office/word/2012/wordml" xmlns:mc="http://schemas.openxmlformats.org/markup-compatibility/2006" xmlns:w="http://schemas.openxmlformats.org/wordprocessingml/2006/main" xmlns:w14="http://schemas.microsoft.com/office/word/2010/wordml" mc:Ignorable="w14 w15 wp14">
   <w:body>
     <w:p>
       <w:pPr>
@@ -55,7 +55,6 @@
           </w:tcPr>
           <w:p>
             <w:pPr>
-              <w:spacing w:after="0" w:line="240" w:lineRule="auto"/>
               <w:rPr>
                 <w:b/>
                 <w:color w:val="FFFFFF"/>
@@ -76,7 +75,6 @@
           </w:tcPr>
           <w:p>
             <w:pPr>
-              <w:spacing w:after="0" w:line="240" w:lineRule="auto"/>
               <w:rPr>
                 <w:b/>
                 <w:color w:val="FFFFFF"/>
@@ -97,7 +95,6 @@
           </w:tcPr>
           <w:p>
             <w:pPr>
-              <w:spacing w:after="0" w:line="240" w:lineRule="auto"/>
               <w:rPr>
                 <w:b/>
                 <w:color w:val="FFFFFF"/>
@@ -118,7 +115,6 @@
           </w:tcPr>
           <w:p>
             <w:pPr>
-              <w:spacing w:after="0" w:line="240" w:lineRule="auto"/>
               <w:rPr>
                 <w:b/>
                 <w:color w:val="FFFFFF"/>
@@ -139,7 +135,6 @@
           </w:tcPr>
           <w:p>
             <w:pPr>
-              <w:spacing w:after="0" w:line="240" w:lineRule="auto"/>
               <w:rPr>
                 <w:b/>
                 <w:color w:val="FFFFFF"/>
@@ -160,7 +155,6 @@
           </w:tcPr>
           <w:p>
             <w:pPr>
-              <w:spacing w:after="0" w:line="240" w:lineRule="auto"/>
               <w:rPr>
                 <w:b/>
                 <w:color w:val="FFFFFF"/>
@@ -184,9 +178,6 @@
             <w:vAlign w:val="center"/>
           </w:tcPr>
           <w:p>
-            <w:pPr>
-              <w:spacing w:after="0" w:line="240" w:lineRule="auto"/>
-            </w:pPr>
             <w:r>
               <w:t xml:space="preserve">Smart Office System</w:t>
             </w:r>
@@ -195,9 +186,6 @@
         <w:tc>
           <w:tcPr/>
           <w:p>
-            <w:pPr>
-              <w:spacing w:after="0" w:line="240" w:lineRule="auto"/>
-            </w:pPr>
             <w:r>
               <w:t xml:space="preserve">Requirements</w:t>
             </w:r>
@@ -206,9 +194,6 @@
         <w:tc>
           <w:tcPr/>
           <w:p>
-            <w:pPr>
-              <w:spacing w:after="0" w:line="240" w:lineRule="auto"/>
-            </w:pPr>
             <w:r>
               <w:t xml:space="preserve">John</w:t>
             </w:r>
@@ -217,9 +202,6 @@
         <w:tc>
           <w:tcPr/>
           <w:p>
-            <w:pPr>
-              <w:spacing w:after="0" w:line="240" w:lineRule="auto"/>
-            </w:pPr>
             <w:r>
               <w:t xml:space="preserve">2025-01-05</w:t>
             </w:r>
@@ -228,9 +210,6 @@
         <w:tc>
           <w:tcPr/>
           <w:p>
-            <w:pPr>
-              <w:spacing w:after="0" w:line="240" w:lineRule="auto"/>
-            </w:pPr>
             <w:r>
               <w:t xml:space="preserve">2025-02-15</w:t>
             </w:r>
@@ -240,7 +219,6 @@
           <w:tcPr/>
           <w:p>
             <w:pPr>
-              <w:spacing w:after="0" w:line="240" w:lineRule="auto"/>
               <w:rPr>
                 <w:color w:val="00B050"/>
               </w:rPr>
@@ -257,13 +235,10 @@
       <w:tr>
         <w:tc>
           <w:tcPr>
-            <w:vMerge w:val="continue"/>
+            <w:vMerge/>
             <w:shd w:val="clear" w:fill="D9E2F3"/>
           </w:tcPr>
           <w:p>
-            <w:pPr>
-              <w:spacing w:after="0" w:line="240" w:lineRule="auto"/>
-            </w:pPr>
             <w:r>
               <w:t xml:space="preserve"/>
             </w:r>
@@ -272,9 +247,6 @@
         <w:tc>
           <w:tcPr/>
           <w:p>
-            <w:pPr>
-              <w:spacing w:after="0" w:line="240" w:lineRule="auto"/>
-            </w:pPr>
             <w:r>
               <w:t xml:space="preserve">Development</w:t>
             </w:r>
@@ -283,9 +255,6 @@
         <w:tc>
           <w:tcPr/>
           <w:p>
-            <w:pPr>
-              <w:spacing w:after="0" w:line="240" w:lineRule="auto"/>
-            </w:pPr>
             <w:r>
               <w:t xml:space="preserve">Sarah</w:t>
             </w:r>
@@ -294,9 +263,6 @@
         <w:tc>
           <w:tcPr/>
           <w:p>
-            <w:pPr>
-              <w:spacing w:after="0" w:line="240" w:lineRule="auto"/>
-            </w:pPr>
             <w:r>
               <w:t xml:space="preserve">2025-02-16</w:t>
             </w:r>
@@ -305,9 +271,6 @@
         <w:tc>
           <w:tcPr/>
           <w:p>
-            <w:pPr>
-              <w:spacing w:after="0" w:line="240" w:lineRule="auto"/>
-            </w:pPr>
             <w:r>
               <w:t xml:space="preserve">2025-06-30</w:t>
             </w:r>
@@ -317,7 +280,6 @@
           <w:tcPr/>
           <w:p>
             <w:pPr>
-              <w:spacing w:after="0" w:line="240" w:lineRule="auto"/>
               <w:rPr>
                 <w:color w:val="FFC000"/>
               </w:rPr>
@@ -334,13 +296,10 @@
       <w:tr>
         <w:tc>
           <w:tcPr>
-            <w:vMerge w:val="continue"/>
+            <w:vMerge/>
             <w:shd w:val="clear" w:fill="D9E2F3"/>
           </w:tcPr>
           <w:p>
-            <w:pPr>
-              <w:spacing w:after="0" w:line="240" w:lineRule="auto"/>
-            </w:pPr>
             <w:r>
               <w:t xml:space="preserve"/>
             </w:r>
@@ -349,9 +308,6 @@
         <w:tc>
           <w:tcPr/>
           <w:p>
-            <w:pPr>
-              <w:spacing w:after="0" w:line="240" w:lineRule="auto"/>
-            </w:pPr>
             <w:r>
               <w:t xml:space="preserve">Testing</w:t>
             </w:r>
@@ -360,9 +316,6 @@
         <w:tc>
           <w:tcPr/>
           <w:p>
-            <w:pPr>
-              <w:spacing w:after="0" w:line="240" w:lineRule="auto"/>
-            </w:pPr>
             <w:r>
               <w:t xml:space="preserve">Mike</w:t>
             </w:r>
@@ -371,9 +324,6 @@
         <w:tc>
           <w:tcPr/>
           <w:p>
-            <w:pPr>
-              <w:spacing w:after="0" w:line="240" w:lineRule="auto"/>
-            </w:pPr>
             <w:r>
               <w:t xml:space="preserve">2025-07-01</w:t>
             </w:r>
@@ -382,9 +332,6 @@
         <w:tc>
           <w:tcPr/>
           <w:p>
-            <w:pPr>
-              <w:spacing w:after="0" w:line="240" w:lineRule="auto"/>
-            </w:pPr>
             <w:r>
               <w:t xml:space="preserve">2025-08-31</w:t>
             </w:r>
@@ -394,7 +341,6 @@
           <w:tcPr/>
           <w:p>
             <w:pPr>
-              <w:spacing w:after="0" w:line="240" w:lineRule="auto"/>
               <w:rPr>
                 <w:color w:val="FF0000"/>
               </w:rPr>
@@ -416,9 +362,6 @@
             <w:vAlign w:val="center"/>
           </w:tcPr>
           <w:p>
-            <w:pPr>
-              <w:spacing w:after="0" w:line="240" w:lineRule="auto"/>
-            </w:pPr>
             <w:r>
               <w:t xml:space="preserve">Data Platform Upgrade</w:t>
             </w:r>
@@ -427,9 +370,6 @@
         <w:tc>
           <w:tcPr/>
           <w:p>
-            <w:pPr>
-              <w:spacing w:after="0" w:line="240" w:lineRule="auto"/>
-            </w:pPr>
             <w:r>
               <w:t xml:space="preserve">Architecture</w:t>
             </w:r>
@@ -438,9 +378,6 @@
         <w:tc>
           <w:tcPr/>
           <w:p>
-            <w:pPr>
-              <w:spacing w:after="0" w:line="240" w:lineRule="auto"/>
-            </w:pPr>
             <w:r>
               <w:t xml:space="preserve">Emily</w:t>
             </w:r>
@@ -449,9 +386,6 @@
         <w:tc>
           <w:tcPr/>
           <w:p>
-            <w:pPr>
-              <w:spacing w:after="0" w:line="240" w:lineRule="auto"/>
-            </w:pPr>
             <w:r>
               <w:t xml:space="preserve">2025-03-01</w:t>
             </w:r>
@@ -460,9 +394,6 @@
         <w:tc>
           <w:tcPr/>
           <w:p>
-            <w:pPr>
-              <w:spacing w:after="0" w:line="240" w:lineRule="auto"/>
-            </w:pPr>
             <w:r>
               <w:t xml:space="preserve">2025-04-15</w:t>
             </w:r>
@@ -472,7 +403,6 @@
           <w:tcPr/>
           <w:p>
             <w:pPr>
-              <w:spacing w:after="0" w:line="240" w:lineRule="auto"/>
               <w:rPr>
                 <w:color w:val="00B050"/>
               </w:rPr>
@@ -489,13 +419,10 @@
       <w:tr>
         <w:tc>
           <w:tcPr>
-            <w:vMerge w:val="continue"/>
+            <w:vMerge/>
             <w:shd w:val="clear" w:fill="E2EFDA"/>
           </w:tcPr>
           <w:p>
-            <w:pPr>
-              <w:spacing w:after="0" w:line="240" w:lineRule="auto"/>
-            </w:pPr>
             <w:r>
               <w:t xml:space="preserve"/>
             </w:r>
@@ -504,9 +431,6 @@
         <w:tc>
           <w:tcPr/>
           <w:p>
-            <w:pPr>
-              <w:spacing w:after="0" w:line="240" w:lineRule="auto"/>
-            </w:pPr>
             <w:r>
               <w:t xml:space="preserve">Migration</w:t>
             </w:r>
@@ -515,9 +439,6 @@
         <w:tc>
           <w:tcPr/>
           <w:p>
-            <w:pPr>
-              <w:spacing w:after="0" w:line="240" w:lineRule="auto"/>
-            </w:pPr>
             <w:r>
               <w:t xml:space="preserve">David</w:t>
             </w:r>
@@ -526,9 +447,6 @@
         <w:tc>
           <w:tcPr/>
           <w:p>
-            <w:pPr>
-              <w:spacing w:after="0" w:line="240" w:lineRule="auto"/>
-            </w:pPr>
             <w:r>
               <w:t xml:space="preserve">2025-04-16</w:t>
             </w:r>
@@ -537,9 +455,6 @@
         <w:tc>
           <w:tcPr/>
           <w:p>
-            <w:pPr>
-              <w:spacing w:after="0" w:line="240" w:lineRule="auto"/>
-            </w:pPr>
             <w:r>
               <w:t xml:space="preserve">2025-07-31</w:t>
             </w:r>
@@ -549,7 +464,6 @@
           <w:tcPr/>
           <w:p>
             <w:pPr>
-              <w:spacing w:after="0" w:line="240" w:lineRule="auto"/>
               <w:rPr>
                 <w:color w:val="FFC000"/>
               </w:rPr>
@@ -566,13 +480,10 @@
       <w:tr>
         <w:tc>
           <w:tcPr>
-            <w:vMerge w:val="continue"/>
+            <w:vMerge/>
             <w:shd w:val="clear" w:fill="E2EFDA"/>
           </w:tcPr>
           <w:p>
-            <w:pPr>
-              <w:spacing w:after="0" w:line="240" w:lineRule="auto"/>
-            </w:pPr>
             <w:r>
               <w:t xml:space="preserve"/>
             </w:r>
@@ -581,9 +492,6 @@
         <w:tc>
           <w:tcPr/>
           <w:p>
-            <w:pPr>
-              <w:spacing w:after="0" w:line="240" w:lineRule="auto"/>
-            </w:pPr>
             <w:r>
               <w:t xml:space="preserve">Acceptance</w:t>
             </w:r>
@@ -592,9 +500,6 @@
         <w:tc>
           <w:tcPr/>
           <w:p>
-            <w:pPr>
-              <w:spacing w:after="0" w:line="240" w:lineRule="auto"/>
-            </w:pPr>
             <w:r>
               <w:t xml:space="preserve">Lisa</w:t>
             </w:r>
@@ -603,9 +508,6 @@
         <w:tc>
           <w:tcPr/>
           <w:p>
-            <w:pPr>
-              <w:spacing w:after="0" w:line="240" w:lineRule="auto"/>
-            </w:pPr>
             <w:r>
               <w:t xml:space="preserve">2025-08-01</w:t>
             </w:r>
@@ -614,9 +516,6 @@
         <w:tc>
           <w:tcPr/>
           <w:p>
-            <w:pPr>
-              <w:spacing w:after="0" w:line="240" w:lineRule="auto"/>
-            </w:pPr>
             <w:r>
               <w:t xml:space="preserve">2025-09-30</w:t>
             </w:r>
@@ -626,7 +525,6 @@
           <w:tcPr/>
           <w:p>
             <w:pPr>
-              <w:spacing w:after="0" w:line="240" w:lineRule="auto"/>
               <w:rPr>
                 <w:color w:val="FF0000"/>
               </w:rPr>
@@ -684,7 +582,6 @@
           </w:tcPr>
           <w:p>
             <w:pPr>
-              <w:spacing w:after="0" w:line="240" w:lineRule="auto"/>
               <w:rPr>
                 <w:b/>
                 <w:color w:val="FFFFFF"/>
@@ -707,7 +604,6 @@
           </w:tcPr>
           <w:p>
             <w:pPr>
-              <w:spacing w:after="0" w:line="240" w:lineRule="auto"/>
               <w:rPr>
                 <w:b/>
                 <w:color w:val="FFFFFF"/>
@@ -730,7 +626,6 @@
           </w:tcPr>
           <w:p>
             <w:pPr>
-              <w:spacing w:after="0" w:line="240" w:lineRule="auto"/>
               <w:jc w:val="center"/>
               <w:rPr>
                 <w:b/>
@@ -754,7 +649,6 @@
           </w:tcPr>
           <w:p>
             <w:pPr>
-              <w:spacing w:after="0" w:line="240" w:lineRule="auto"/>
               <w:rPr>
                 <w:b/>
                 <w:color w:val="FFFFFF"/>
@@ -773,13 +667,10 @@
       <w:tr>
         <w:tc>
           <w:tcPr>
-            <w:vMerge w:val="continue"/>
+            <w:vMerge/>
             <w:shd w:val="clear" w:fill="2E75B6"/>
           </w:tcPr>
           <w:p>
-            <w:pPr>
-              <w:spacing w:after="0" w:line="240" w:lineRule="auto"/>
-            </w:pPr>
             <w:r>
               <w:t xml:space="preserve"/>
             </w:r>
@@ -787,13 +678,10 @@
         </w:tc>
         <w:tc>
           <w:tcPr>
-            <w:vMerge w:val="continue"/>
+            <w:vMerge/>
             <w:shd w:val="clear" w:fill="2E75B6"/>
           </w:tcPr>
           <w:p>
-            <w:pPr>
-              <w:spacing w:after="0" w:line="240" w:lineRule="auto"/>
-            </w:pPr>
             <w:r>
               <w:t xml:space="preserve"/>
             </w:r>
@@ -805,7 +693,6 @@
           </w:tcPr>
           <w:p>
             <w:pPr>
-              <w:spacing w:after="0" w:line="240" w:lineRule="auto"/>
               <w:jc w:val="center"/>
               <w:rPr>
                 <w:b/>
@@ -827,7 +714,6 @@
           </w:tcPr>
           <w:p>
             <w:pPr>
-              <w:spacing w:after="0" w:line="240" w:lineRule="auto"/>
               <w:jc w:val="center"/>
               <w:rPr>
                 <w:b/>
@@ -845,13 +731,10 @@
         </w:tc>
         <w:tc>
           <w:tcPr>
-            <w:vMerge w:val="continue"/>
+            <w:vMerge/>
             <w:shd w:val="clear" w:fill="2E75B6"/>
           </w:tcPr>
           <w:p>
-            <w:pPr>
-              <w:spacing w:after="0" w:line="240" w:lineRule="auto"/>
-            </w:pPr>
             <w:r>
               <w:t xml:space="preserve"/>
             </w:r>
@@ -867,7 +750,6 @@
           </w:tcPr>
           <w:p>
             <w:pPr>
-              <w:spacing w:after="0" w:line="240" w:lineRule="auto"/>
               <w:rPr>
                 <w:b/>
               </w:rPr>
@@ -883,9 +765,6 @@
         <w:tc>
           <w:tcPr/>
           <w:p>
-            <w:pPr>
-              <w:spacing w:after="0" w:line="240" w:lineRule="auto"/>
-            </w:pPr>
             <w:r>
               <w:t xml:space="preserve">Product Sales</w:t>
             </w:r>
@@ -895,7 +774,6 @@
           <w:tcPr/>
           <w:p>
             <w:pPr>
-              <w:spacing w:after="0" w:line="240" w:lineRule="auto"/>
               <w:jc w:val="right"/>
             </w:pPr>
             <w:r>
@@ -907,7 +785,6 @@
           <w:tcPr/>
           <w:p>
             <w:pPr>
-              <w:spacing w:after="0" w:line="240" w:lineRule="auto"/>
               <w:jc w:val="right"/>
               <w:rPr>
                 <w:color w:val="00B050"/>
@@ -924,9 +801,6 @@
         <w:tc>
           <w:tcPr/>
           <w:p>
-            <w:pPr>
-              <w:spacing w:after="0" w:line="240" w:lineRule="auto"/>
-            </w:pPr>
             <w:r>
               <w:t xml:space="preserve">Exceeded</w:t>
             </w:r>
@@ -936,13 +810,10 @@
       <w:tr>
         <w:tc>
           <w:tcPr>
-            <w:vMerge w:val="continue"/>
+            <w:vMerge/>
             <w:shd w:val="clear" w:fill="DEEAF6"/>
           </w:tcPr>
           <w:p>
-            <w:pPr>
-              <w:spacing w:after="0" w:line="240" w:lineRule="auto"/>
-            </w:pPr>
             <w:r>
               <w:t xml:space="preserve"/>
             </w:r>
@@ -951,9 +822,6 @@
         <w:tc>
           <w:tcPr/>
           <w:p>
-            <w:pPr>
-              <w:spacing w:after="0" w:line="240" w:lineRule="auto"/>
-            </w:pPr>
             <w:r>
               <w:t xml:space="preserve">Consulting Services</w:t>
             </w:r>
@@ -963,7 +831,6 @@
           <w:tcPr/>
           <w:p>
             <w:pPr>
-              <w:spacing w:after="0" w:line="240" w:lineRule="auto"/>
               <w:jc w:val="right"/>
             </w:pPr>
             <w:r>
@@ -975,7 +842,6 @@
           <w:tcPr/>
           <w:p>
             <w:pPr>
-              <w:spacing w:after="0" w:line="240" w:lineRule="auto"/>
               <w:jc w:val="right"/>
               <w:rPr>
                 <w:color w:val="FF0000"/>
@@ -992,9 +858,6 @@
         <w:tc>
           <w:tcPr/>
           <w:p>
-            <w:pPr>
-              <w:spacing w:after="0" w:line="240" w:lineRule="auto"/>
-            </w:pPr>
             <w:r>
               <w:t xml:space="preserve">Below target</w:t>
             </w:r>
@@ -1004,13 +867,10 @@
       <w:tr>
         <w:tc>
           <w:tcPr>
-            <w:vMerge w:val="continue"/>
+            <w:vMerge/>
             <w:shd w:val="clear" w:fill="DEEAF6"/>
           </w:tcPr>
           <w:p>
-            <w:pPr>
-              <w:spacing w:after="0" w:line="240" w:lineRule="auto"/>
-            </w:pPr>
             <w:r>
               <w:t xml:space="preserve"/>
             </w:r>
@@ -1019,9 +879,6 @@
         <w:tc>
           <w:tcPr/>
           <w:p>
-            <w:pPr>
-              <w:spacing w:after="0" w:line="240" w:lineRule="auto"/>
-            </w:pPr>
             <w:r>
               <w:t xml:space="preserve">Tech Licensing</w:t>
             </w:r>
@@ -1031,7 +888,6 @@
           <w:tcPr/>
           <w:p>
             <w:pPr>
-              <w:spacing w:after="0" w:line="240" w:lineRule="auto"/>
               <w:jc w:val="right"/>
             </w:pPr>
             <w:r>
@@ -1043,7 +899,6 @@
           <w:tcPr/>
           <w:p>
             <w:pPr>
-              <w:spacing w:after="0" w:line="240" w:lineRule="auto"/>
               <w:jc w:val="right"/>
               <w:rPr>
                 <w:color w:val="00B050"/>
@@ -1060,9 +915,6 @@
         <w:tc>
           <w:tcPr/>
           <w:p>
-            <w:pPr>
-              <w:spacing w:after="0" w:line="240" w:lineRule="auto"/>
-            </w:pPr>
             <w:r>
               <w:t xml:space="preserve">New partners</w:t>
             </w:r>
@@ -1078,7 +930,6 @@
           </w:tcPr>
           <w:p>
             <w:pPr>
-              <w:spacing w:after="0" w:line="240" w:lineRule="auto"/>
               <w:rPr>
                 <w:b/>
               </w:rPr>
@@ -1094,9 +945,6 @@
         <w:tc>
           <w:tcPr/>
           <w:p>
-            <w:pPr>
-              <w:spacing w:after="0" w:line="240" w:lineRule="auto"/>
-            </w:pPr>
             <w:r>
               <w:t xml:space="preserve">Labor Cost</w:t>
             </w:r>
@@ -1106,7 +954,6 @@
           <w:tcPr/>
           <w:p>
             <w:pPr>
-              <w:spacing w:after="0" w:line="240" w:lineRule="auto"/>
               <w:jc w:val="right"/>
             </w:pPr>
             <w:r>
@@ -1118,7 +965,6 @@
           <w:tcPr/>
           <w:p>
             <w:pPr>
-              <w:spacing w:after="0" w:line="240" w:lineRule="auto"/>
               <w:jc w:val="right"/>
               <w:rPr>
                 <w:color w:val="FF0000"/>
@@ -1135,9 +981,6 @@
         <w:tc>
           <w:tcPr/>
           <w:p>
-            <w:pPr>
-              <w:spacing w:after="0" w:line="240" w:lineRule="auto"/>
-            </w:pPr>
             <w:r>
               <w:t xml:space="preserve">New hires</w:t>
             </w:r>
@@ -1147,13 +990,10 @@
       <w:tr>
         <w:tc>
           <w:tcPr>
-            <w:vMerge w:val="continue"/>
+            <w:vMerge/>
             <w:shd w:val="clear" w:fill="FFF2CC"/>
           </w:tcPr>
           <w:p>
-            <w:pPr>
-              <w:spacing w:after="0" w:line="240" w:lineRule="auto"/>
-            </w:pPr>
             <w:r>
               <w:t xml:space="preserve"/>
             </w:r>
@@ -1162,9 +1002,6 @@
         <w:tc>
           <w:tcPr/>
           <w:p>
-            <w:pPr>
-              <w:spacing w:after="0" w:line="240" w:lineRule="auto"/>
-            </w:pPr>
             <w:r>
               <w:t xml:space="preserve">Operating Expenses</w:t>
             </w:r>
@@ -1174,7 +1011,6 @@
           <w:tcPr/>
           <w:p>
             <w:pPr>
-              <w:spacing w:after="0" w:line="240" w:lineRule="auto"/>
               <w:jc w:val="right"/>
             </w:pPr>
             <w:r>
@@ -1186,7 +1022,6 @@
           <w:tcPr/>
           <w:p>
             <w:pPr>
-              <w:spacing w:after="0" w:line="240" w:lineRule="auto"/>
               <w:jc w:val="right"/>
               <w:rPr>
                 <w:color w:val="00B050"/>
@@ -1203,9 +1038,6 @@
         <w:tc>
           <w:tcPr/>
           <w:p>
-            <w:pPr>
-              <w:spacing w:after="0" w:line="240" w:lineRule="auto"/>
-            </w:pPr>
             <w:r>
               <w:t xml:space="preserve">Cost savings</w:t>
             </w:r>
@@ -1215,13 +1047,10 @@
       <w:tr>
         <w:tc>
           <w:tcPr>
-            <w:vMerge w:val="continue"/>
+            <w:vMerge/>
             <w:shd w:val="clear" w:fill="FFF2CC"/>
           </w:tcPr>
           <w:p>
-            <w:pPr>
-              <w:spacing w:after="0" w:line="240" w:lineRule="auto"/>
-            </w:pPr>
             <w:r>
               <w:t xml:space="preserve"/>
             </w:r>
@@ -1230,9 +1059,6 @@
         <w:tc>
           <w:tcPr/>
           <w:p>
-            <w:pPr>
-              <w:spacing w:after="0" w:line="240" w:lineRule="auto"/>
-            </w:pPr>
             <w:r>
               <w:t xml:space="preserve">R&amp;D Investment</w:t>
             </w:r>
@@ -1242,7 +1068,6 @@
           <w:tcPr/>
           <w:p>
             <w:pPr>
-              <w:spacing w:after="0" w:line="240" w:lineRule="auto"/>
               <w:jc w:val="right"/>
             </w:pPr>
             <w:r>
@@ -1254,7 +1079,6 @@
           <w:tcPr/>
           <w:p>
             <w:pPr>
-              <w:spacing w:after="0" w:line="240" w:lineRule="auto"/>
               <w:jc w:val="right"/>
             </w:pPr>
             <w:r>
@@ -1265,9 +1089,6 @@
         <w:tc>
           <w:tcPr/>
           <w:p>
-            <w:pPr>
-              <w:spacing w:after="0" w:line="240" w:lineRule="auto"/>
-            </w:pPr>
             <w:r>
               <w:t xml:space="preserve">Strategic investment</w:t>
             </w:r>
@@ -1318,7 +1139,6 @@
           </w:tcPr>
           <w:p>
             <w:pPr>
-              <w:spacing w:after="0" w:line="240" w:lineRule="auto"/>
               <w:jc w:val="center"/>
               <w:rPr>
                 <w:b/>
@@ -1340,7 +1160,6 @@
           </w:tcPr>
           <w:p>
             <w:pPr>
-              <w:spacing w:after="0" w:line="240" w:lineRule="auto"/>
               <w:jc w:val="center"/>
               <w:rPr>
                 <w:b/>
@@ -1362,7 +1181,6 @@
           </w:tcPr>
           <w:p>
             <w:pPr>
-              <w:spacing w:after="0" w:line="240" w:lineRule="auto"/>
               <w:jc w:val="center"/>
               <w:rPr>
                 <w:b/>
@@ -1384,7 +1202,6 @@
           </w:tcPr>
           <w:p>
             <w:pPr>
-              <w:spacing w:after="0" w:line="240" w:lineRule="auto"/>
               <w:jc w:val="center"/>
               <w:rPr>
                 <w:b/>
@@ -1406,7 +1223,6 @@
           </w:tcPr>
           <w:p>
             <w:pPr>
-              <w:spacing w:after="0" w:line="240" w:lineRule="auto"/>
               <w:jc w:val="center"/>
               <w:rPr>
                 <w:b/>
@@ -1428,7 +1244,6 @@
           </w:tcPr>
           <w:p>
             <w:pPr>
-              <w:spacing w:after="0" w:line="240" w:lineRule="auto"/>
               <w:jc w:val="center"/>
               <w:rPr>
                 <w:b/>
@@ -1450,7 +1265,6 @@
           </w:tcPr>
           <w:p>
             <w:pPr>
-              <w:spacing w:after="0" w:line="240" w:lineRule="auto"/>
               <w:jc w:val="center"/>
               <w:rPr>
                 <w:b/>
@@ -1474,7 +1288,6 @@
           </w:tcPr>
           <w:p>
             <w:pPr>
-              <w:spacing w:after="0" w:line="240" w:lineRule="auto"/>
               <w:jc w:val="center"/>
               <w:rPr>
                 <w:b/>
@@ -1494,7 +1307,6 @@
           </w:tcPr>
           <w:p>
             <w:pPr>
-              <w:spacing w:after="0" w:line="240" w:lineRule="auto"/>
               <w:jc w:val="center"/>
               <w:rPr>
                 <w:b/>
@@ -1516,7 +1328,6 @@
           </w:tcPr>
           <w:p>
             <w:pPr>
-              <w:spacing w:after="0" w:line="240" w:lineRule="auto"/>
               <w:jc w:val="center"/>
               <w:rPr>
                 <w:b/>
@@ -1538,7 +1349,6 @@
           </w:tcPr>
           <w:p>
             <w:pPr>
-              <w:spacing w:after="0" w:line="240" w:lineRule="auto"/>
               <w:jc w:val="center"/>
               <w:rPr>
                 <w:b/>
@@ -1560,7 +1370,6 @@
           </w:tcPr>
           <w:p>
             <w:pPr>
-              <w:spacing w:after="0" w:line="240" w:lineRule="auto"/>
               <w:jc w:val="center"/>
               <w:rPr>
                 <w:b/>
@@ -1582,7 +1391,6 @@
           </w:tcPr>
           <w:p>
             <w:pPr>
-              <w:spacing w:after="0" w:line="240" w:lineRule="auto"/>
               <w:jc w:val="center"/>
               <w:rPr>
                 <w:b/>
@@ -1604,7 +1412,6 @@
           </w:tcPr>
           <w:p>
             <w:pPr>
-              <w:spacing w:after="0" w:line="240" w:lineRule="auto"/>
               <w:jc w:val="center"/>
               <w:rPr>
                 <w:b/>
@@ -1628,7 +1435,6 @@
           </w:tcPr>
           <w:p>
             <w:pPr>
-              <w:spacing w:after="0" w:line="240" w:lineRule="auto"/>
               <w:jc w:val="center"/>
               <w:rPr>
                 <w:b/>
@@ -1648,7 +1454,6 @@
           </w:tcPr>
           <w:p>
             <w:pPr>
-              <w:spacing w:after="0" w:line="240" w:lineRule="auto"/>
               <w:jc w:val="center"/>
               <w:rPr>
                 <w:b/>
@@ -1670,7 +1475,6 @@
           </w:tcPr>
           <w:p>
             <w:pPr>
-              <w:spacing w:after="0" w:line="240" w:lineRule="auto"/>
               <w:jc w:val="center"/>
               <w:rPr>
                 <w:b/>
@@ -1692,7 +1496,6 @@
           </w:tcPr>
           <w:p>
             <w:pPr>
-              <w:spacing w:after="0" w:line="240" w:lineRule="auto"/>
               <w:jc w:val="center"/>
               <w:rPr>
                 <w:b/>
@@ -1714,7 +1517,6 @@
           </w:tcPr>
           <w:p>
             <w:pPr>
-              <w:spacing w:after="0" w:line="240" w:lineRule="auto"/>
               <w:jc w:val="center"/>
               <w:rPr>
                 <w:b/>
@@ -1736,7 +1538,6 @@
           </w:tcPr>
           <w:p>
             <w:pPr>
-              <w:spacing w:after="0" w:line="240" w:lineRule="auto"/>
               <w:jc w:val="center"/>
               <w:rPr>
                 <w:b/>
@@ -1758,7 +1559,6 @@
           </w:tcPr>
           <w:p>
             <w:pPr>
-              <w:spacing w:after="0" w:line="240" w:lineRule="auto"/>
               <w:jc w:val="center"/>
               <w:rPr>
                 <w:b/>
@@ -1782,7 +1582,6 @@
           </w:tcPr>
           <w:p>
             <w:pPr>
-              <w:spacing w:after="0" w:line="240" w:lineRule="auto"/>
               <w:jc w:val="center"/>
               <w:rPr>
                 <w:b/>
@@ -1802,7 +1601,6 @@
           </w:tcPr>
           <w:p>
             <w:pPr>
-              <w:spacing w:after="0" w:line="240" w:lineRule="auto"/>
               <w:jc w:val="center"/>
               <w:rPr>
                 <w:b/>
@@ -1824,7 +1622,6 @@
           </w:tcPr>
           <w:p>
             <w:pPr>
-              <w:spacing w:after="0" w:line="240" w:lineRule="auto"/>
               <w:jc w:val="center"/>
               <w:rPr>
                 <w:b/>
@@ -1846,7 +1643,6 @@
           </w:tcPr>
           <w:p>
             <w:pPr>
-              <w:spacing w:after="0" w:line="240" w:lineRule="auto"/>
               <w:jc w:val="center"/>
               <w:rPr>
                 <w:b/>
@@ -1868,7 +1664,6 @@
           </w:tcPr>
           <w:p>
             <w:pPr>
-              <w:spacing w:after="0" w:line="240" w:lineRule="auto"/>
               <w:jc w:val="center"/>
               <w:rPr>
                 <w:b/>
@@ -1890,7 +1685,6 @@
           </w:tcPr>
           <w:p>
             <w:pPr>
-              <w:spacing w:after="0" w:line="240" w:lineRule="auto"/>
               <w:jc w:val="center"/>
               <w:rPr>
                 <w:b/>
@@ -1912,7 +1706,6 @@
           </w:tcPr>
           <w:p>
             <w:pPr>
-              <w:spacing w:after="0" w:line="240" w:lineRule="auto"/>
               <w:jc w:val="center"/>
               <w:rPr>
                 <w:b/>
@@ -1936,7 +1729,6 @@
           </w:tcPr>
           <w:p>
             <w:pPr>
-              <w:spacing w:after="0" w:line="240" w:lineRule="auto"/>
               <w:jc w:val="center"/>
               <w:rPr>
                 <w:b/>
@@ -1956,7 +1748,6 @@
           </w:tcPr>
           <w:p>
             <w:pPr>
-              <w:spacing w:after="0" w:line="240" w:lineRule="auto"/>
               <w:jc w:val="center"/>
               <w:rPr>
                 <w:b/>
@@ -1978,7 +1769,6 @@
           </w:tcPr>
           <w:p>
             <w:pPr>
-              <w:spacing w:after="0" w:line="240" w:lineRule="auto"/>
               <w:jc w:val="center"/>
               <w:rPr>
                 <w:b/>
@@ -2000,7 +1790,6 @@
           </w:tcPr>
           <w:p>
             <w:pPr>
-              <w:spacing w:after="0" w:line="240" w:lineRule="auto"/>
               <w:jc w:val="center"/>
               <w:rPr>
                 <w:b/>
@@ -2022,7 +1811,6 @@
           </w:tcPr>
           <w:p>
             <w:pPr>
-              <w:spacing w:after="0" w:line="240" w:lineRule="auto"/>
               <w:jc w:val="center"/>
               <w:rPr>
                 <w:b/>
@@ -2044,7 +1832,6 @@
           </w:tcPr>
           <w:p>
             <w:pPr>
-              <w:spacing w:after="0" w:line="240" w:lineRule="auto"/>
               <w:jc w:val="center"/>
               <w:rPr>
                 <w:b/>
@@ -2066,7 +1853,6 @@
           </w:tcPr>
           <w:p>
             <w:pPr>
-              <w:spacing w:after="0" w:line="240" w:lineRule="auto"/>
               <w:jc w:val="center"/>
               <w:rPr>
                 <w:b/>
@@ -2090,7 +1876,6 @@
           </w:tcPr>
           <w:p>
             <w:pPr>
-              <w:spacing w:after="0" w:line="240" w:lineRule="auto"/>
               <w:jc w:val="center"/>
               <w:rPr>
                 <w:b/>
@@ -2110,7 +1895,6 @@
           </w:tcPr>
           <w:p>
             <w:pPr>
-              <w:spacing w:after="0" w:line="240" w:lineRule="auto"/>
               <w:jc w:val="center"/>
               <w:rPr>
                 <w:b/>
@@ -2132,7 +1916,6 @@
           </w:tcPr>
           <w:p>
             <w:pPr>
-              <w:spacing w:after="0" w:line="240" w:lineRule="auto"/>
               <w:jc w:val="center"/>
               <w:rPr>
                 <w:b/>
@@ -2154,7 +1937,6 @@
           </w:tcPr>
           <w:p>
             <w:pPr>
-              <w:spacing w:after="0" w:line="240" w:lineRule="auto"/>
               <w:jc w:val="center"/>
               <w:rPr>
                 <w:b/>
@@ -2176,7 +1958,6 @@
           </w:tcPr>
           <w:p>
             <w:pPr>
-              <w:spacing w:after="0" w:line="240" w:lineRule="auto"/>
               <w:jc w:val="center"/>
               <w:rPr>
                 <w:b/>
@@ -2198,7 +1979,6 @@
           </w:tcPr>
           <w:p>
             <w:pPr>
-              <w:spacing w:after="0" w:line="240" w:lineRule="auto"/>
               <w:jc w:val="center"/>
               <w:rPr>
                 <w:b/>
@@ -2220,7 +2000,6 @@
           </w:tcPr>
           <w:p>
             <w:pPr>
-              <w:spacing w:after="0" w:line="240" w:lineRule="auto"/>
               <w:jc w:val="center"/>
               <w:rPr>
                 <w:b/>
